--- a/Team8/Team Details.docx
+++ b/Team8/Team Details.docx
@@ -52,19 +52,7 @@
           <w:szCs w:val="28"/>
           <w:u w:val="single"/>
         </w:rPr>
-        <w:t xml:space="preserve">Team </w:t>
-      </w:r>
-      <w:proofErr w:type="gramStart"/>
-      <w:r>
-        <w:rPr>
-          <w:rFonts w:ascii="Times New Roman" w:hAnsi="Times New Roman" w:cs="Times New Roman"/>
-          <w:b/>
-          <w:bCs/>
-          <w:sz w:val="28"/>
-          <w:szCs w:val="28"/>
-          <w:u w:val="single"/>
-        </w:rPr>
-        <w:t>Name</w:t>
+        <w:t>Team Name</w:t>
       </w:r>
       <w:r>
         <w:rPr>
@@ -72,16 +60,7 @@
           <w:sz w:val="28"/>
           <w:szCs w:val="28"/>
         </w:rPr>
-        <w:t xml:space="preserve"> :</w:t>
-      </w:r>
-      <w:proofErr w:type="gramEnd"/>
-      <w:r>
-        <w:rPr>
-          <w:rFonts w:ascii="Times New Roman" w:hAnsi="Times New Roman" w:cs="Times New Roman"/>
-          <w:sz w:val="28"/>
-          <w:szCs w:val="28"/>
-        </w:rPr>
-        <w:t>- True North</w:t>
+        <w:t xml:space="preserve"> :- True North</w:t>
       </w:r>
     </w:p>
     <w:p>
@@ -101,19 +80,7 @@
           <w:szCs w:val="28"/>
           <w:u w:val="single"/>
         </w:rPr>
-        <w:t xml:space="preserve">Team </w:t>
-      </w:r>
-      <w:proofErr w:type="gramStart"/>
-      <w:r>
-        <w:rPr>
-          <w:rFonts w:ascii="Times New Roman" w:hAnsi="Times New Roman" w:cs="Times New Roman"/>
-          <w:b/>
-          <w:bCs/>
-          <w:sz w:val="28"/>
-          <w:szCs w:val="28"/>
-          <w:u w:val="single"/>
-        </w:rPr>
-        <w:t>Members</w:t>
+        <w:t>Team Members</w:t>
       </w:r>
       <w:r>
         <w:rPr>
@@ -121,16 +88,7 @@
           <w:sz w:val="28"/>
           <w:szCs w:val="28"/>
         </w:rPr>
-        <w:t xml:space="preserve"> :</w:t>
-      </w:r>
-      <w:proofErr w:type="gramEnd"/>
-      <w:r>
-        <w:rPr>
-          <w:rFonts w:ascii="Times New Roman" w:hAnsi="Times New Roman" w:cs="Times New Roman"/>
-          <w:sz w:val="28"/>
-          <w:szCs w:val="28"/>
-        </w:rPr>
-        <w:t>-</w:t>
+        <w:t xml:space="preserve"> :-</w:t>
       </w:r>
     </w:p>
     <w:p>
@@ -146,59 +104,13 @@
           <w:szCs w:val="28"/>
         </w:rPr>
       </w:pPr>
-      <w:proofErr w:type="spellStart"/>
       <w:r>
         <w:rPr>
           <w:rFonts w:ascii="Times New Roman" w:hAnsi="Times New Roman" w:cs="Times New Roman"/>
           <w:sz w:val="28"/>
           <w:szCs w:val="28"/>
         </w:rPr>
-        <w:t>Assees</w:t>
-      </w:r>
-      <w:proofErr w:type="spellEnd"/>
-      <w:r>
-        <w:rPr>
-          <w:rFonts w:ascii="Times New Roman" w:hAnsi="Times New Roman" w:cs="Times New Roman"/>
-          <w:sz w:val="28"/>
-          <w:szCs w:val="28"/>
-        </w:rPr>
-        <w:t xml:space="preserve"> </w:t>
-      </w:r>
-      <w:proofErr w:type="spellStart"/>
-      <w:r>
-        <w:rPr>
-          <w:rFonts w:ascii="Times New Roman" w:hAnsi="Times New Roman" w:cs="Times New Roman"/>
-          <w:sz w:val="28"/>
-          <w:szCs w:val="28"/>
-        </w:rPr>
-        <w:t>ahamed</w:t>
-      </w:r>
-      <w:proofErr w:type="spellEnd"/>
-      <w:r>
-        <w:rPr>
-          <w:rFonts w:ascii="Times New Roman" w:hAnsi="Times New Roman" w:cs="Times New Roman"/>
-          <w:sz w:val="28"/>
-          <w:szCs w:val="28"/>
-        </w:rPr>
-        <w:t xml:space="preserve"> A   - Contact </w:t>
-      </w:r>
-      <w:proofErr w:type="gramStart"/>
-      <w:r>
-        <w:rPr>
-          <w:rFonts w:ascii="Times New Roman" w:hAnsi="Times New Roman" w:cs="Times New Roman"/>
-          <w:sz w:val="28"/>
-          <w:szCs w:val="28"/>
-        </w:rPr>
-        <w:t>no :</w:t>
-      </w:r>
-      <w:proofErr w:type="gramEnd"/>
-      <w:r>
-        <w:rPr>
-          <w:rFonts w:ascii="Times New Roman" w:hAnsi="Times New Roman" w:cs="Times New Roman"/>
-          <w:sz w:val="28"/>
-          <w:szCs w:val="28"/>
-        </w:rPr>
-        <w:t xml:space="preserve"> 9360497619</w:t>
+        <w:t>Assees ahamed A   - Contact no : 9360497619</w:t>
       </w:r>
     </w:p>
     <w:p>
@@ -216,25 +128,7 @@
           <w:sz w:val="28"/>
           <w:szCs w:val="28"/>
         </w:rPr>
-        <w:t xml:space="preserve">                                        </w:t>
-      </w:r>
-      <w:proofErr w:type="gramStart"/>
-      <w:r>
-        <w:rPr>
-          <w:rFonts w:ascii="Times New Roman" w:hAnsi="Times New Roman" w:cs="Times New Roman"/>
-          <w:sz w:val="28"/>
-          <w:szCs w:val="28"/>
-        </w:rPr>
-        <w:t>Department :</w:t>
-      </w:r>
-      <w:proofErr w:type="gramEnd"/>
-      <w:r>
-        <w:rPr>
-          <w:rFonts w:ascii="Times New Roman" w:hAnsi="Times New Roman" w:cs="Times New Roman"/>
-          <w:sz w:val="28"/>
-          <w:szCs w:val="28"/>
-        </w:rPr>
-        <w:t xml:space="preserve"> CSE</w:t>
+        <w:t xml:space="preserve">                                        Department : CSE</w:t>
       </w:r>
     </w:p>
     <w:p>
@@ -252,25 +146,7 @@
           <w:sz w:val="28"/>
           <w:szCs w:val="28"/>
         </w:rPr>
-        <w:t xml:space="preserve">                                         Email </w:t>
-      </w:r>
-      <w:proofErr w:type="gramStart"/>
-      <w:r>
-        <w:rPr>
-          <w:rFonts w:ascii="Times New Roman" w:hAnsi="Times New Roman" w:cs="Times New Roman"/>
-          <w:sz w:val="28"/>
-          <w:szCs w:val="28"/>
-        </w:rPr>
-        <w:t>Id :</w:t>
-      </w:r>
-      <w:proofErr w:type="gramEnd"/>
-      <w:r>
-        <w:rPr>
-          <w:rFonts w:ascii="Times New Roman" w:hAnsi="Times New Roman" w:cs="Times New Roman"/>
-          <w:sz w:val="28"/>
-          <w:szCs w:val="28"/>
-        </w:rPr>
-        <w:t xml:space="preserve"> </w:t>
+        <w:t xml:space="preserve">                                         Email Id : </w:t>
       </w:r>
       <w:hyperlink r:id="rId5" w:history="1">
         <w:r>
@@ -303,33 +179,7 @@
           <w:sz w:val="28"/>
           <w:szCs w:val="28"/>
         </w:rPr>
-        <w:t>Mohammed Asif M</w:t>
-      </w:r>
-      <w:r>
-        <w:rPr>
-          <w:rFonts w:ascii="Times New Roman" w:hAnsi="Times New Roman" w:cs="Times New Roman"/>
-          <w:sz w:val="28"/>
-          <w:szCs w:val="28"/>
-        </w:rPr>
-        <w:t xml:space="preserve">   - Contact </w:t>
-      </w:r>
-      <w:proofErr w:type="gramStart"/>
-      <w:r>
-        <w:rPr>
-          <w:rFonts w:ascii="Times New Roman" w:hAnsi="Times New Roman" w:cs="Times New Roman"/>
-          <w:sz w:val="28"/>
-          <w:szCs w:val="28"/>
-        </w:rPr>
-        <w:t>no :</w:t>
-      </w:r>
-      <w:proofErr w:type="gramEnd"/>
-      <w:r>
-        <w:rPr>
-          <w:rFonts w:ascii="Times New Roman" w:hAnsi="Times New Roman" w:cs="Times New Roman"/>
-          <w:sz w:val="28"/>
-          <w:szCs w:val="28"/>
-        </w:rPr>
-        <w:t xml:space="preserve"> 7904570039</w:t>
+        <w:t>Mohammed Asif M   - Contact no : 7904570039</w:t>
       </w:r>
     </w:p>
     <w:p>
@@ -347,41 +197,7 @@
           <w:sz w:val="28"/>
           <w:szCs w:val="28"/>
         </w:rPr>
-        <w:t xml:space="preserve">                                        </w:t>
-      </w:r>
-      <w:r>
-        <w:rPr>
-          <w:rFonts w:ascii="Times New Roman" w:hAnsi="Times New Roman" w:cs="Times New Roman"/>
-          <w:sz w:val="28"/>
-          <w:szCs w:val="28"/>
-        </w:rPr>
-        <w:t xml:space="preserve"> </w:t>
-      </w:r>
-      <w:proofErr w:type="gramStart"/>
-      <w:r>
-        <w:rPr>
-          <w:rFonts w:ascii="Times New Roman" w:hAnsi="Times New Roman" w:cs="Times New Roman"/>
-          <w:sz w:val="28"/>
-          <w:szCs w:val="28"/>
-        </w:rPr>
-        <w:t>Department :</w:t>
-      </w:r>
-      <w:proofErr w:type="gramEnd"/>
-      <w:r>
-        <w:rPr>
-          <w:rFonts w:ascii="Times New Roman" w:hAnsi="Times New Roman" w:cs="Times New Roman"/>
-          <w:sz w:val="28"/>
-          <w:szCs w:val="28"/>
-        </w:rPr>
-        <w:t xml:space="preserve"> </w:t>
-      </w:r>
-      <w:r>
-        <w:rPr>
-          <w:rFonts w:ascii="Times New Roman" w:hAnsi="Times New Roman" w:cs="Times New Roman"/>
-          <w:sz w:val="28"/>
-          <w:szCs w:val="28"/>
-        </w:rPr>
-        <w:t>AI&amp;DS</w:t>
+        <w:t xml:space="preserve">                                         Department : AI&amp;DS</w:t>
       </w:r>
     </w:p>
     <w:p>
@@ -399,34 +215,19 @@
           <w:sz w:val="28"/>
           <w:szCs w:val="28"/>
         </w:rPr>
-        <w:t xml:space="preserve">                                         Email </w:t>
+        <w:t xml:space="preserve">                                         Email Id : </w:t>
       </w:r>
-      <w:proofErr w:type="gramStart"/>
-      <w:r>
-        <w:rPr>
-          <w:rFonts w:ascii="Times New Roman" w:hAnsi="Times New Roman" w:cs="Times New Roman"/>
-          <w:sz w:val="28"/>
-          <w:szCs w:val="28"/>
-        </w:rPr>
-        <w:t>Id :</w:t>
-      </w:r>
-      <w:proofErr w:type="gramEnd"/>
-      <w:r>
-        <w:rPr>
-          <w:rFonts w:ascii="Times New Roman" w:hAnsi="Times New Roman" w:cs="Times New Roman"/>
-          <w:sz w:val="28"/>
-          <w:szCs w:val="28"/>
-        </w:rPr>
-        <w:t xml:space="preserve"> </w:t>
-      </w:r>
-      <w:r>
-        <w:rPr>
-          <w:rFonts w:ascii="Times New Roman" w:hAnsi="Times New Roman" w:cs="Times New Roman"/>
-          <w:sz w:val="28"/>
-          <w:szCs w:val="28"/>
-        </w:rPr>
-        <w:t>mohammedasifm12@gmail.com</w:t>
-      </w:r>
+      <w:hyperlink r:id="rId6" w:history="1">
+        <w:r>
+          <w:rPr>
+            <w:rStyle w:val="Hyperlink"/>
+            <w:rFonts w:ascii="Times New Roman" w:hAnsi="Times New Roman" w:cs="Times New Roman"/>
+            <w:sz w:val="28"/>
+            <w:szCs w:val="28"/>
+          </w:rPr>
+          <w:t>mohammedasifm12@gmail.com</w:t>
+        </w:r>
+      </w:hyperlink>
     </w:p>
     <w:p>
       <w:pPr>
@@ -447,57 +248,7 @@
           <w:sz w:val="28"/>
           <w:szCs w:val="28"/>
         </w:rPr>
-        <w:t>Mohamed Irfan F</w:t>
-      </w:r>
-      <w:r>
-        <w:rPr>
-          <w:rFonts w:ascii="Times New Roman" w:hAnsi="Times New Roman" w:cs="Times New Roman"/>
-          <w:sz w:val="28"/>
-          <w:szCs w:val="28"/>
-        </w:rPr>
-        <w:t xml:space="preserve">   - </w:t>
-      </w:r>
-      <w:r>
-        <w:rPr>
-          <w:rFonts w:ascii="Times New Roman" w:hAnsi="Times New Roman" w:cs="Times New Roman"/>
-          <w:sz w:val="28"/>
-          <w:szCs w:val="28"/>
-        </w:rPr>
-        <w:t xml:space="preserve">  </w:t>
-      </w:r>
-      <w:r>
-        <w:rPr>
-          <w:rFonts w:ascii="Times New Roman" w:hAnsi="Times New Roman" w:cs="Times New Roman"/>
-          <w:sz w:val="28"/>
-          <w:szCs w:val="28"/>
-        </w:rPr>
-        <w:t xml:space="preserve">Contact </w:t>
-      </w:r>
-      <w:proofErr w:type="gramStart"/>
-      <w:r>
-        <w:rPr>
-          <w:rFonts w:ascii="Times New Roman" w:hAnsi="Times New Roman" w:cs="Times New Roman"/>
-          <w:sz w:val="28"/>
-          <w:szCs w:val="28"/>
-        </w:rPr>
-        <w:t>no :</w:t>
-      </w:r>
-      <w:proofErr w:type="gramEnd"/>
-      <w:r>
-        <w:rPr>
-          <w:rFonts w:ascii="Times New Roman" w:hAnsi="Times New Roman" w:cs="Times New Roman"/>
-          <w:sz w:val="28"/>
-          <w:szCs w:val="28"/>
-        </w:rPr>
-        <w:t xml:space="preserve"> 9</w:t>
-      </w:r>
-      <w:r>
-        <w:rPr>
-          <w:rFonts w:ascii="Times New Roman" w:hAnsi="Times New Roman" w:cs="Times New Roman"/>
-          <w:sz w:val="28"/>
-          <w:szCs w:val="28"/>
-        </w:rPr>
-        <w:t>489488986</w:t>
+        <w:t>Mohamed Irfan F   -   Contact no : 9489488986</w:t>
       </w:r>
     </w:p>
     <w:p>
@@ -515,33 +266,7 @@
           <w:sz w:val="28"/>
           <w:szCs w:val="28"/>
         </w:rPr>
-        <w:t xml:space="preserve">                                        </w:t>
-      </w:r>
-      <w:proofErr w:type="gramStart"/>
-      <w:r>
-        <w:rPr>
-          <w:rFonts w:ascii="Times New Roman" w:hAnsi="Times New Roman" w:cs="Times New Roman"/>
-          <w:sz w:val="28"/>
-          <w:szCs w:val="28"/>
-        </w:rPr>
-        <w:t>Department :</w:t>
-      </w:r>
-      <w:proofErr w:type="gramEnd"/>
-      <w:r>
-        <w:rPr>
-          <w:rFonts w:ascii="Times New Roman" w:hAnsi="Times New Roman" w:cs="Times New Roman"/>
-          <w:sz w:val="28"/>
-          <w:szCs w:val="28"/>
-        </w:rPr>
-        <w:t xml:space="preserve"> </w:t>
-      </w:r>
-      <w:r>
-        <w:rPr>
-          <w:rFonts w:ascii="Times New Roman" w:hAnsi="Times New Roman" w:cs="Times New Roman"/>
-          <w:sz w:val="28"/>
-          <w:szCs w:val="28"/>
-        </w:rPr>
-        <w:t>AI&amp;DS</w:t>
+        <w:t xml:space="preserve">                                        Department : AI&amp;DS</w:t>
       </w:r>
     </w:p>
     <w:p>
@@ -559,34 +284,19 @@
           <w:sz w:val="28"/>
           <w:szCs w:val="28"/>
         </w:rPr>
-        <w:t xml:space="preserve">                                        Email </w:t>
+        <w:t xml:space="preserve">                                        Email Id : </w:t>
       </w:r>
-      <w:proofErr w:type="gramStart"/>
-      <w:r>
-        <w:rPr>
-          <w:rFonts w:ascii="Times New Roman" w:hAnsi="Times New Roman" w:cs="Times New Roman"/>
-          <w:sz w:val="28"/>
-          <w:szCs w:val="28"/>
-        </w:rPr>
-        <w:t>Id :</w:t>
-      </w:r>
-      <w:proofErr w:type="gramEnd"/>
-      <w:r>
-        <w:rPr>
-          <w:rFonts w:ascii="Times New Roman" w:hAnsi="Times New Roman" w:cs="Times New Roman"/>
-          <w:sz w:val="28"/>
-          <w:szCs w:val="28"/>
-        </w:rPr>
-        <w:t xml:space="preserve"> </w:t>
-      </w:r>
-      <w:r>
-        <w:rPr>
-          <w:rFonts w:ascii="Times New Roman" w:hAnsi="Times New Roman" w:cs="Times New Roman"/>
-          <w:sz w:val="28"/>
-          <w:szCs w:val="28"/>
-        </w:rPr>
-        <w:t>irfanmohamed039@gmail.coom</w:t>
-      </w:r>
+      <w:hyperlink r:id="rId7" w:history="1">
+        <w:r>
+          <w:rPr>
+            <w:rStyle w:val="Hyperlink"/>
+            <w:rFonts w:ascii="Times New Roman" w:hAnsi="Times New Roman" w:cs="Times New Roman"/>
+            <w:sz w:val="28"/>
+            <w:szCs w:val="28"/>
+          </w:rPr>
+          <w:t>irfanmohamed039@gmail.com</w:t>
+        </w:r>
+      </w:hyperlink>
     </w:p>
     <w:p>
       <w:pPr>
@@ -607,75 +317,7 @@
           <w:sz w:val="28"/>
           <w:szCs w:val="28"/>
         </w:rPr>
-        <w:t>Jayasakthi J</w:t>
-      </w:r>
-      <w:r>
-        <w:rPr>
-          <w:rFonts w:ascii="Times New Roman" w:hAnsi="Times New Roman" w:cs="Times New Roman"/>
-          <w:sz w:val="28"/>
-          <w:szCs w:val="28"/>
-        </w:rPr>
-        <w:t xml:space="preserve">   </w:t>
-      </w:r>
-      <w:proofErr w:type="gramStart"/>
-      <w:r>
-        <w:rPr>
-          <w:rFonts w:ascii="Times New Roman" w:hAnsi="Times New Roman" w:cs="Times New Roman"/>
-          <w:sz w:val="28"/>
-          <w:szCs w:val="28"/>
-        </w:rPr>
-        <w:t xml:space="preserve">- </w:t>
-      </w:r>
-      <w:r>
-        <w:rPr>
-          <w:rFonts w:ascii="Times New Roman" w:hAnsi="Times New Roman" w:cs="Times New Roman"/>
-          <w:sz w:val="28"/>
-          <w:szCs w:val="28"/>
-        </w:rPr>
-        <w:t xml:space="preserve"> </w:t>
-      </w:r>
-      <w:r>
-        <w:rPr>
-          <w:rFonts w:ascii="Times New Roman" w:hAnsi="Times New Roman" w:cs="Times New Roman"/>
-          <w:sz w:val="28"/>
-          <w:szCs w:val="28"/>
-        </w:rPr>
-        <w:t>Contact</w:t>
-      </w:r>
-      <w:proofErr w:type="gramEnd"/>
-      <w:r>
-        <w:rPr>
-          <w:rFonts w:ascii="Times New Roman" w:hAnsi="Times New Roman" w:cs="Times New Roman"/>
-          <w:sz w:val="28"/>
-          <w:szCs w:val="28"/>
-        </w:rPr>
-        <w:t xml:space="preserve"> </w:t>
-      </w:r>
-      <w:proofErr w:type="gramStart"/>
-      <w:r>
-        <w:rPr>
-          <w:rFonts w:ascii="Times New Roman" w:hAnsi="Times New Roman" w:cs="Times New Roman"/>
-          <w:sz w:val="28"/>
-          <w:szCs w:val="28"/>
-        </w:rPr>
-        <w:t>no :</w:t>
-      </w:r>
-      <w:proofErr w:type="gramEnd"/>
-      <w:r>
-        <w:rPr>
-          <w:rFonts w:ascii="Times New Roman" w:hAnsi="Times New Roman" w:cs="Times New Roman"/>
-          <w:sz w:val="28"/>
-          <w:szCs w:val="28"/>
-        </w:rPr>
-        <w:t xml:space="preserve"> 93</w:t>
-      </w:r>
-      <w:r>
-        <w:rPr>
-          <w:rFonts w:ascii="Times New Roman" w:hAnsi="Times New Roman" w:cs="Times New Roman"/>
-          <w:sz w:val="28"/>
-          <w:szCs w:val="28"/>
-        </w:rPr>
-        <w:t>45121163</w:t>
+        <w:t>Jayasakthi J   -  Contact no : 9345121163</w:t>
       </w:r>
     </w:p>
     <w:p>
@@ -693,25 +335,7 @@
           <w:sz w:val="28"/>
           <w:szCs w:val="28"/>
         </w:rPr>
-        <w:t xml:space="preserve">                              </w:t>
-      </w:r>
-      <w:proofErr w:type="gramStart"/>
-      <w:r>
-        <w:rPr>
-          <w:rFonts w:ascii="Times New Roman" w:hAnsi="Times New Roman" w:cs="Times New Roman"/>
-          <w:sz w:val="28"/>
-          <w:szCs w:val="28"/>
-        </w:rPr>
-        <w:t>Department :</w:t>
-      </w:r>
-      <w:proofErr w:type="gramEnd"/>
-      <w:r>
-        <w:rPr>
-          <w:rFonts w:ascii="Times New Roman" w:hAnsi="Times New Roman" w:cs="Times New Roman"/>
-          <w:sz w:val="28"/>
-          <w:szCs w:val="28"/>
-        </w:rPr>
-        <w:t xml:space="preserve"> CSE</w:t>
+        <w:t xml:space="preserve">                              Department : CSE</w:t>
       </w:r>
     </w:p>
     <w:p>
@@ -729,34 +353,19 @@
           <w:sz w:val="28"/>
           <w:szCs w:val="28"/>
         </w:rPr>
-        <w:t xml:space="preserve">                              Email </w:t>
+        <w:t xml:space="preserve">                              Email Id : </w:t>
       </w:r>
-      <w:proofErr w:type="gramStart"/>
-      <w:r>
-        <w:rPr>
-          <w:rFonts w:ascii="Times New Roman" w:hAnsi="Times New Roman" w:cs="Times New Roman"/>
-          <w:sz w:val="28"/>
-          <w:szCs w:val="28"/>
-        </w:rPr>
-        <w:t>Id :</w:t>
-      </w:r>
-      <w:proofErr w:type="gramEnd"/>
-      <w:r>
-        <w:rPr>
-          <w:rFonts w:ascii="Times New Roman" w:hAnsi="Times New Roman" w:cs="Times New Roman"/>
-          <w:sz w:val="28"/>
-          <w:szCs w:val="28"/>
-        </w:rPr>
-        <w:t xml:space="preserve"> </w:t>
-      </w:r>
-      <w:r>
-        <w:rPr>
-          <w:rFonts w:ascii="Times New Roman" w:hAnsi="Times New Roman" w:cs="Times New Roman"/>
-          <w:sz w:val="28"/>
-          <w:szCs w:val="28"/>
-        </w:rPr>
-        <w:t>jayasakthijay@gmail.com</w:t>
-      </w:r>
+      <w:hyperlink r:id="rId8" w:history="1">
+        <w:r>
+          <w:rPr>
+            <w:rStyle w:val="Hyperlink"/>
+            <w:rFonts w:ascii="Times New Roman" w:hAnsi="Times New Roman" w:cs="Times New Roman"/>
+            <w:sz w:val="28"/>
+            <w:szCs w:val="28"/>
+          </w:rPr>
+          <w:t>jayasakthijay@gmail.com</w:t>
+        </w:r>
+      </w:hyperlink>
     </w:p>
     <w:p>
       <w:pPr>
